--- a/블로그글작성/판례/물환경_대법원_시리즈/판례_대법원2018두34084_상수원상류산업단지에특정수질유해물질공장은새로못들어갑니다.docx
+++ b/블로그글작성/판례/물환경_대법원_시리즈/판례_대법원2018두34084_상수원상류산업단지에특정수질유해물질공장은새로못들어갑니다.docx
@@ -599,6 +599,13 @@
           <w:rFonts w:ascii="맑은 고딕" w:hAnsi="맑은 고딕" w:eastAsia="맑은 고딕" w:cs="맑은 고딕"/>
           <w:color w:val="000000"/>
         </w:rPr>
+        <w:br/>
+      </w:r>
+      <w:r>
+        <w:rPr>
+          <w:rFonts w:ascii="맑은 고딕" w:hAnsi="맑은 고딕" w:eastAsia="맑은 고딕" w:cs="맑은 고딕"/>
+          <w:color w:val="000000"/>
+        </w:rPr>
         <w:t>② 2010. 11. 26. 개정 시행령 부칙 제5조는 개정 당시 제한지역에 이미 설립된 공장에 대해서만 부지면적 범위의 증설이나 폐수배출량이 늘지 않는 범위의 업종변경을 허용하였다.</w:t>
       </w:r>
       <w:r>
@@ -613,6 +620,13 @@
           <w:rFonts w:ascii="맑은 고딕" w:hAnsi="맑은 고딕" w:eastAsia="맑은 고딕" w:cs="맑은 고딕"/>
           <w:color w:val="000000"/>
         </w:rPr>
+        <w:br/>
+      </w:r>
+      <w:r>
+        <w:rPr>
+          <w:rFonts w:ascii="맑은 고딕" w:hAnsi="맑은 고딕" w:eastAsia="맑은 고딕" w:cs="맑은 고딕"/>
+          <w:color w:val="000000"/>
+        </w:rPr>
         <w:t>③ 그런데 위 부칙 제5조가 산업단지 안의 공장에도 적용되는지가 명확하지 않아, 제한지역에 있는 산업단지에서는 신규 공장 신설이 불가능하고 기존 공장의 증설·업종변경도 막히는 부작용이 생겼다.</w:t>
       </w:r>
       <w:r>
@@ -627,6 +641,13 @@
           <w:rFonts w:ascii="맑은 고딕" w:hAnsi="맑은 고딕" w:eastAsia="맑은 고딕" w:cs="맑은 고딕"/>
           <w:color w:val="000000"/>
         </w:rPr>
+        <w:br/>
+      </w:r>
+      <w:r>
+        <w:rPr>
+          <w:rFonts w:ascii="맑은 고딕" w:hAnsi="맑은 고딕" w:eastAsia="맑은 고딕" w:cs="맑은 고딕"/>
+          <w:color w:val="000000"/>
+        </w:rPr>
         <w:t>④ 이에 2014. 4. 15. 개정 시행령은 부칙 제5조가 기존 산업단지 밖의 공장에만 적용됨을 명확히 하는 한편, 별도로 부칙 제4조의2(경과규정)를 신설하였다.</w:t>
       </w:r>
       <w:r>
@@ -641,7 +662,21 @@
           <w:rFonts w:ascii="맑은 고딕" w:hAnsi="맑은 고딕" w:eastAsia="맑은 고딕" w:cs="맑은 고딕"/>
           <w:color w:val="000000"/>
         </w:rPr>
+        <w:br/>
+      </w:r>
+      <w:r>
+        <w:rPr>
+          <w:rFonts w:ascii="맑은 고딕" w:hAnsi="맑은 고딕" w:eastAsia="맑은 고딕" w:cs="맑은 고딕"/>
+          <w:color w:val="000000"/>
+        </w:rPr>
         <w:t>⑤ 이 경과규정은 기존 산업단지 안에서는 해당 산업단지의 폐수종말처리장 처리용량의 범위에서 ‘특정수질유해물질을 배출하는 공장 및 유독물 영업등록이나 취급제한·금지물질 영업허가를 받아야 하는 공장 외의 공장’을 신설하는 행위를 허용하였다.</w:t>
+      </w:r>
+      <w:r>
+        <w:rPr>
+          <w:rFonts w:ascii="맑은 고딕" w:hAnsi="맑은 고딕" w:eastAsia="맑은 고딕" w:cs="맑은 고딕"/>
+          <w:color w:val="000000"/>
+        </w:rPr>
+        <w:br/>
       </w:r>
       <w:r>
         <w:rPr>
@@ -694,6 +729,7 @@
         <w:rPr>
           <w:rFonts w:ascii="맑은 고딕" w:hAnsi="맑은 고딕" w:eastAsia="맑은 고딕" w:cs="맑은 고딕"/>
           <w:color w:val="000000"/>
+          <w:u w:val="single"/>
         </w:rPr>
         <w:t>이 사건의 쟁점은, 수도법 시행령 부칙 경과규정이 공장설립 제한지역 안의 기존 산업단지에 관하여 어떤 의미를 갖는지와, 사업인정처분의 하자를 수용재결 단계에서 다툴 수 있는지 여부이다.</w:t>
       </w:r>
@@ -733,7 +769,9 @@
       <w:r>
         <w:rPr>
           <w:rFonts w:ascii="맑은 고딕" w:hAnsi="맑은 고딕" w:eastAsia="맑은 고딕" w:cs="맑은 고딕"/>
-          <w:color w:val="000000"/>
+          <w:b/>
+          <w:color w:val="000000"/>
+          <w:u w:val="single"/>
         </w:rPr>
         <w:t>① 수도법 제7조의2 제1항은 상수원보호구역의 상류지역이나 취수시설의 상류·하류 일정지역에서는 공장을 설립할 수 없다고 정하고, 같은 조는 상수원에 미치는 영향 등을 고려하여 대통령령으로 정하는 지역에는 시장·군수·구청장이 공장 설립을 승인할 수 있도록 하고 있다.</w:t>
       </w:r>
@@ -749,6 +787,13 @@
           <w:rFonts w:ascii="맑은 고딕" w:hAnsi="맑은 고딕" w:eastAsia="맑은 고딕" w:cs="맑은 고딕"/>
           <w:color w:val="000000"/>
         </w:rPr>
+        <w:br/>
+      </w:r>
+      <w:r>
+        <w:rPr>
+          <w:rFonts w:ascii="맑은 고딕" w:hAnsi="맑은 고딕" w:eastAsia="맑은 고딕" w:cs="맑은 고딕"/>
+          <w:color w:val="000000"/>
+        </w:rPr>
         <w:t>② 이 사건 경과규정의 문언과 체계, 개정 연혁과 취지 등을 종합하면, 이 사건 경과규정은 별도로 정의한 ‘기존 산업단지’를 공장설립 제한규정 및 공장설립 승인규정의 적용대상에서 제외함과 동시에, 그 기존 산업단지에서는 폐수종말처리장 처리용량의 범위에서 일정한 공장의 신설을 허용하는 근거 조항이라고 해석된다.</w:t>
       </w:r>
       <w:r>
@@ -763,6 +808,13 @@
           <w:rFonts w:ascii="맑은 고딕" w:hAnsi="맑은 고딕" w:eastAsia="맑은 고딕" w:cs="맑은 고딕"/>
           <w:color w:val="000000"/>
         </w:rPr>
+        <w:br/>
+      </w:r>
+      <w:r>
+        <w:rPr>
+          <w:rFonts w:ascii="맑은 고딕" w:hAnsi="맑은 고딕" w:eastAsia="맑은 고딕" w:cs="맑은 고딕"/>
+          <w:color w:val="000000"/>
+        </w:rPr>
         <w:t>③ 그 ‘일정한 공장’이란 특정수질유해물질을 배출하는 공장과 유독물 영업등록 또는 취급제한·금지물질 영업허가를 받아야 하는 공장을 뺀 나머지 공장을 말한다.</w:t>
       </w:r>
       <w:r>
@@ -777,6 +829,15 @@
           <w:rFonts w:ascii="맑은 고딕" w:hAnsi="맑은 고딕" w:eastAsia="맑은 고딕" w:cs="맑은 고딕"/>
           <w:color w:val="000000"/>
         </w:rPr>
+        <w:br/>
+      </w:r>
+      <w:r>
+        <w:rPr>
+          <w:rFonts w:ascii="맑은 고딕" w:hAnsi="맑은 고딕" w:eastAsia="맑은 고딕" w:cs="맑은 고딕"/>
+          <w:b/>
+          <w:color w:val="000000"/>
+          <w:u w:val="single"/>
+        </w:rPr>
         <w:t>④ 원심도 같은 취지에서 이 사건 경과규정을 공장설립 승인에 관한 근거 조항으로 보고, 사업부지가 경과규정이 정한 ‘기존 산업단지’에 해당하는지에 따라 사업시행자 지정 및 사업인정처분의 실체적 하자 유무를 판단하였는바, 여기에 법리를 오해한 잘못이 없다.</w:t>
       </w:r>
       <w:r>
@@ -791,6 +852,15 @@
           <w:rFonts w:ascii="맑은 고딕" w:hAnsi="맑은 고딕" w:eastAsia="맑은 고딕" w:cs="맑은 고딕"/>
           <w:color w:val="000000"/>
         </w:rPr>
+        <w:br/>
+      </w:r>
+      <w:r>
+        <w:rPr>
+          <w:rFonts w:ascii="맑은 고딕" w:hAnsi="맑은 고딕" w:eastAsia="맑은 고딕" w:cs="맑은 고딕"/>
+          <w:b/>
+          <w:color w:val="000000"/>
+          <w:u w:val="single"/>
+        </w:rPr>
         <w:t>⑤ 한편 사업인정처분 자체의 위법은 사업인정 단계에서 다투어야 하고 이미 쟁송기간이 지난 수용재결 단계에서는 사업인정처분이 당연무효라고 볼 만한 특단의 사정이 없는 한 그 위법을 이유로 재결의 취소를 구할 수 없다.</w:t>
       </w:r>
       <w:r>
@@ -805,6 +875,15 @@
           <w:rFonts w:ascii="맑은 고딕" w:hAnsi="맑은 고딕" w:eastAsia="맑은 고딕" w:cs="맑은 고딕"/>
           <w:color w:val="000000"/>
         </w:rPr>
+        <w:br/>
+      </w:r>
+      <w:r>
+        <w:rPr>
+          <w:rFonts w:ascii="맑은 고딕" w:hAnsi="맑은 고딕" w:eastAsia="맑은 고딕" w:cs="맑은 고딕"/>
+          <w:b/>
+          <w:color w:val="000000"/>
+          <w:u w:val="single"/>
+        </w:rPr>
         <w:t>⑥ 하자 있는 행정처분이 당연무효가 되려면 그 하자가 법규의 중요한 부분을 위반한 중대한 것으로서 객관적으로 명백하여야 하고, 어느 법률의 규정을 적용할 수 없다는 법리가 명백히 밝혀지지 않아 해석에 다툼의 여지가 있는 때에는 행정청이 이를 잘못 해석하였더라도 그 하자가 명백하다고 할 수 없다.</w:t>
       </w:r>
       <w:r>
@@ -819,6 +898,13 @@
           <w:rFonts w:ascii="맑은 고딕" w:hAnsi="맑은 고딕" w:eastAsia="맑은 고딕" w:cs="맑은 고딕"/>
           <w:color w:val="000000"/>
         </w:rPr>
+        <w:br/>
+      </w:r>
+      <w:r>
+        <w:rPr>
+          <w:rFonts w:ascii="맑은 고딕" w:hAnsi="맑은 고딕" w:eastAsia="맑은 고딕" w:cs="맑은 고딕"/>
+          <w:color w:val="000000"/>
+        </w:rPr>
         <w:t>⑦ 원심은 사업부지가 ‘기존 산업단지’에 해당하지 않아 사업시행자 지정 및 사업인정처분에 공장설립 제한규정을 위반한 하자가 있으나, 경과규정의 적용을 긍정하는 소관 중앙행정기관의 의견 등을 참고하여 처분이 이루어진 점 등에 비추어 그 하자가 당연무효라고 볼 정도로 명백하지는 않다고 판단하였다.</w:t>
       </w:r>
       <w:r>
@@ -832,6 +918,15 @@
         <w:rPr>
           <w:rFonts w:ascii="맑은 고딕" w:hAnsi="맑은 고딕" w:eastAsia="맑은 고딕" w:cs="맑은 고딕"/>
           <w:color w:val="000000"/>
+        </w:rPr>
+        <w:br/>
+      </w:r>
+      <w:r>
+        <w:rPr>
+          <w:rFonts w:ascii="맑은 고딕" w:hAnsi="맑은 고딕" w:eastAsia="맑은 고딕" w:cs="맑은 고딕"/>
+          <w:b/>
+          <w:color w:val="000000"/>
+          <w:u w:val="single"/>
         </w:rPr>
         <w:t>⑧ 대법원은 원심의 판단이 모두 정당하다고 보아 상고를 기각하였다.</w:t>
       </w:r>

--- a/블로그글작성/판례/물환경_대법원_시리즈/판례_대법원2018두34084_상수원상류산업단지에특정수질유해물질공장은새로못들어갑니다.docx
+++ b/블로그글작성/판례/물환경_대법원_시리즈/판례_대법원2018두34084_상수원상류산업단지에특정수질유해물질공장은새로못들어갑니다.docx
@@ -16,7 +16,7 @@
           <w:color w:val="000000"/>
           <w:sz w:val="30"/>
         </w:rPr>
-        <w:t>상수원 상류 산업단지에 특정수질유해물질 공장은 새로 못 들어갑니다</w:t>
+        <w:t>상수원 상류 산업단지에 특정수질유해물질 공장은 새로 못 들어갑니다. (2018두34084)</w:t>
       </w:r>
     </w:p>
     <w:p>
@@ -47,12 +47,6 @@
         </w:rPr>
         <w:t>○ 상수원보호구역 상류의 공장설립 제한지역에 있는 산업단지에서 사업인정을 받아 수용재결이 이루어지자 토지 소유자가 이를 다툰 사건입니다. 대법원은 수도법 시행령 부칙 경과규정이 기존 산업단지를 공장설립 제한·승인 규정의 적용에서 제외하되, 그 대신 폐수종말처리장 처리용량의 범위에서 ‘특정수질유해물질을 배출하는 공장과 유독물·취급제한금지물질 영업 공장을 뺀 공장’만 신설할 수 있게 한 근거 조항이라고 보았습니다.</w:t>
       </w:r>
-    </w:p>
-    <w:p>
-      <w:pPr>
-        <w:autoSpaceDN w:val="0"/>
-        <w:autoSpaceDE w:val="0"/>
-      </w:pPr>
     </w:p>
     <w:p>
       <w:pPr>
@@ -220,12 +214,6 @@
       <w:pPr>
         <w:autoSpaceDN w:val="0"/>
         <w:autoSpaceDE w:val="0"/>
-      </w:pPr>
-    </w:p>
-    <w:p>
-      <w:pPr>
-        <w:autoSpaceDN w:val="0"/>
-        <w:autoSpaceDE w:val="0"/>
         <w:pStyle w:val="2"/>
       </w:pPr>
       <w:r>
@@ -558,6 +546,139 @@
       <w:pPr>
         <w:autoSpaceDN w:val="0"/>
         <w:autoSpaceDE w:val="0"/>
+        <w:pStyle w:val="2"/>
+        <w:spacing w:before="80"/>
+      </w:pPr>
+      <w:r>
+        <w:rPr>
+          <w:rFonts w:ascii="맑은 고딕" w:hAnsi="맑은 고딕" w:eastAsia="맑은 고딕" w:cs="맑은 고딕"/>
+          <w:color w:val="000000"/>
+        </w:rPr>
+        <w:t>2. 사실관계</w:t>
+      </w:r>
+    </w:p>
+    <w:p>
+      <w:pPr>
+        <w:autoSpaceDN w:val="0"/>
+        <w:autoSpaceDE w:val="0"/>
+      </w:pPr>
+      <w:r>
+        <w:rPr>
+          <w:rFonts w:ascii="맑은 고딕" w:hAnsi="맑은 고딕" w:eastAsia="맑은 고딕" w:cs="맑은 고딕"/>
+          <w:color w:val="000000"/>
+        </w:rPr>
+        <w:t>① 수도법 제7조의2 제1항은 상수원보호구역의 상류지역이나 취수시설의 상류·하류 일정지역에서는 공장을 설립할 수 없다고 규정하고, 시행령은 그 범위를 정하고 있다.</w:t>
+      </w:r>
+      <w:r>
+        <w:rPr>
+          <w:rFonts w:ascii="맑은 고딕" w:hAnsi="맑은 고딕" w:eastAsia="맑은 고딕" w:cs="맑은 고딕"/>
+          <w:color w:val="000000"/>
+        </w:rPr>
+        <w:br/>
+      </w:r>
+      <w:r>
+        <w:rPr>
+          <w:rFonts w:ascii="맑은 고딕" w:hAnsi="맑은 고딕" w:eastAsia="맑은 고딕" w:cs="맑은 고딕"/>
+          <w:color w:val="000000"/>
+        </w:rPr>
+        <w:br/>
+      </w:r>
+      <w:r>
+        <w:rPr>
+          <w:rFonts w:ascii="맑은 고딕" w:hAnsi="맑은 고딕" w:eastAsia="맑은 고딕" w:cs="맑은 고딕"/>
+          <w:color w:val="000000"/>
+        </w:rPr>
+        <w:t>② 2010. 11. 26. 개정 시행령 부칙 제5조는 개정 당시 제한지역에 이미 설립된 공장에 대해서만 부지면적 범위의 증설이나 폐수배출량이 늘지 않는 범위의 업종변경을 허용하였다.</w:t>
+      </w:r>
+      <w:r>
+        <w:rPr>
+          <w:rFonts w:ascii="맑은 고딕" w:hAnsi="맑은 고딕" w:eastAsia="맑은 고딕" w:cs="맑은 고딕"/>
+          <w:color w:val="000000"/>
+        </w:rPr>
+        <w:br/>
+      </w:r>
+      <w:r>
+        <w:rPr>
+          <w:rFonts w:ascii="맑은 고딕" w:hAnsi="맑은 고딕" w:eastAsia="맑은 고딕" w:cs="맑은 고딕"/>
+          <w:color w:val="000000"/>
+        </w:rPr>
+        <w:br/>
+      </w:r>
+      <w:r>
+        <w:rPr>
+          <w:rFonts w:ascii="맑은 고딕" w:hAnsi="맑은 고딕" w:eastAsia="맑은 고딕" w:cs="맑은 고딕"/>
+          <w:color w:val="000000"/>
+        </w:rPr>
+        <w:t>③ 그런데 위 부칙 제5조가 산업단지 안의 공장에도 적용되는지가 명확하지 않아, 제한지역에 있는 산업단지에서는 신규 공장 신설이 불가능하고 기존 공장의 증설·업종변경도 막히는 부작용이 생겼다.</w:t>
+      </w:r>
+      <w:r>
+        <w:rPr>
+          <w:rFonts w:ascii="맑은 고딕" w:hAnsi="맑은 고딕" w:eastAsia="맑은 고딕" w:cs="맑은 고딕"/>
+          <w:color w:val="000000"/>
+        </w:rPr>
+        <w:br/>
+      </w:r>
+      <w:r>
+        <w:rPr>
+          <w:rFonts w:ascii="맑은 고딕" w:hAnsi="맑은 고딕" w:eastAsia="맑은 고딕" w:cs="맑은 고딕"/>
+          <w:color w:val="000000"/>
+        </w:rPr>
+        <w:br/>
+      </w:r>
+      <w:r>
+        <w:rPr>
+          <w:rFonts w:ascii="맑은 고딕" w:hAnsi="맑은 고딕" w:eastAsia="맑은 고딕" w:cs="맑은 고딕"/>
+          <w:color w:val="000000"/>
+        </w:rPr>
+        <w:t>④ 이에 2014. 4. 15. 개정 시행령은 부칙 제5조가 기존 산업단지 밖의 공장에만 적용됨을 명확히 하는 한편, 별도로 부칙 제4조의2(경과규정)를 신설하였다.</w:t>
+      </w:r>
+      <w:r>
+        <w:rPr>
+          <w:rFonts w:ascii="맑은 고딕" w:hAnsi="맑은 고딕" w:eastAsia="맑은 고딕" w:cs="맑은 고딕"/>
+          <w:color w:val="000000"/>
+        </w:rPr>
+        <w:br/>
+      </w:r>
+      <w:r>
+        <w:rPr>
+          <w:rFonts w:ascii="맑은 고딕" w:hAnsi="맑은 고딕" w:eastAsia="맑은 고딕" w:cs="맑은 고딕"/>
+          <w:color w:val="000000"/>
+        </w:rPr>
+        <w:br/>
+      </w:r>
+      <w:r>
+        <w:rPr>
+          <w:rFonts w:ascii="맑은 고딕" w:hAnsi="맑은 고딕" w:eastAsia="맑은 고딕" w:cs="맑은 고딕"/>
+          <w:color w:val="000000"/>
+        </w:rPr>
+        <w:t>⑤ 이 경과규정은 기존 산업단지 안에서는 해당 산업단지의 폐수종말처리장 처리용량의 범위에서 ‘특정수질유해물질을 배출하는 공장 및 유독물 영업등록이나 취급제한·금지물질 영업허가를 받아야 하는 공장 외의 공장’을 신설하는 행위를 허용하였다.</w:t>
+      </w:r>
+      <w:r>
+        <w:rPr>
+          <w:rFonts w:ascii="맑은 고딕" w:hAnsi="맑은 고딕" w:eastAsia="맑은 고딕" w:cs="맑은 고딕"/>
+          <w:color w:val="000000"/>
+        </w:rPr>
+        <w:br/>
+      </w:r>
+      <w:r>
+        <w:rPr>
+          <w:rFonts w:ascii="맑은 고딕" w:hAnsi="맑은 고딕" w:eastAsia="맑은 고딕" w:cs="맑은 고딕"/>
+          <w:color w:val="000000"/>
+        </w:rPr>
+        <w:br/>
+      </w:r>
+      <w:r>
+        <w:rPr>
+          <w:rFonts w:ascii="맑은 고딕" w:hAnsi="맑은 고딕" w:eastAsia="맑은 고딕" w:cs="맑은 고딕"/>
+          <w:color w:val="000000"/>
+        </w:rPr>
+        <w:t>⑥ 피고소송참가인은 이 경과규정을 근거로 사업시행자 지정 및 사업인정을 받았고, 이어 수용재결이 내려지자 원고가 수용재결의 취소를 구하는 소를 제기하였다.</w:t>
+      </w:r>
+    </w:p>
+    <w:p>
+      <w:pPr>
+        <w:autoSpaceDN w:val="0"/>
+        <w:autoSpaceDE w:val="0"/>
       </w:pPr>
     </w:p>
     <w:p>
@@ -572,7 +693,7 @@
           <w:rFonts w:ascii="맑은 고딕" w:hAnsi="맑은 고딕" w:eastAsia="맑은 고딕" w:cs="맑은 고딕"/>
           <w:color w:val="000000"/>
         </w:rPr>
-        <w:t>2. 사실관계</w:t>
+        <w:t>3. 쟁점</w:t>
       </w:r>
     </w:p>
     <w:p>
@@ -584,120 +705,10 @@
         <w:rPr>
           <w:rFonts w:ascii="맑은 고딕" w:hAnsi="맑은 고딕" w:eastAsia="맑은 고딕" w:cs="맑은 고딕"/>
           <w:color w:val="000000"/>
-        </w:rPr>
-        <w:t>① 수도법 제7조의2 제1항은 상수원보호구역의 상류지역이나 취수시설의 상류·하류 일정지역에서는 공장을 설립할 수 없다고 규정하고, 시행령은 그 범위를 정하고 있다.</w:t>
-      </w:r>
-      <w:r>
-        <w:rPr>
-          <w:rFonts w:ascii="맑은 고딕" w:hAnsi="맑은 고딕" w:eastAsia="맑은 고딕" w:cs="맑은 고딕"/>
-          <w:color w:val="000000"/>
-        </w:rPr>
-        <w:br/>
-      </w:r>
-      <w:r>
-        <w:rPr>
-          <w:rFonts w:ascii="맑은 고딕" w:hAnsi="맑은 고딕" w:eastAsia="맑은 고딕" w:cs="맑은 고딕"/>
-          <w:color w:val="000000"/>
-        </w:rPr>
-        <w:br/>
-      </w:r>
-      <w:r>
-        <w:rPr>
-          <w:rFonts w:ascii="맑은 고딕" w:hAnsi="맑은 고딕" w:eastAsia="맑은 고딕" w:cs="맑은 고딕"/>
-          <w:color w:val="000000"/>
-        </w:rPr>
-        <w:t>② 2010. 11. 26. 개정 시행령 부칙 제5조는 개정 당시 제한지역에 이미 설립된 공장에 대해서만 부지면적 범위의 증설이나 폐수배출량이 늘지 않는 범위의 업종변경을 허용하였다.</w:t>
-      </w:r>
-      <w:r>
-        <w:rPr>
-          <w:rFonts w:ascii="맑은 고딕" w:hAnsi="맑은 고딕" w:eastAsia="맑은 고딕" w:cs="맑은 고딕"/>
-          <w:color w:val="000000"/>
-        </w:rPr>
-        <w:br/>
-      </w:r>
-      <w:r>
-        <w:rPr>
-          <w:rFonts w:ascii="맑은 고딕" w:hAnsi="맑은 고딕" w:eastAsia="맑은 고딕" w:cs="맑은 고딕"/>
-          <w:color w:val="000000"/>
-        </w:rPr>
-        <w:br/>
-      </w:r>
-      <w:r>
-        <w:rPr>
-          <w:rFonts w:ascii="맑은 고딕" w:hAnsi="맑은 고딕" w:eastAsia="맑은 고딕" w:cs="맑은 고딕"/>
-          <w:color w:val="000000"/>
-        </w:rPr>
-        <w:t>③ 그런데 위 부칙 제5조가 산업단지 안의 공장에도 적용되는지가 명확하지 않아, 제한지역에 있는 산업단지에서는 신규 공장 신설이 불가능하고 기존 공장의 증설·업종변경도 막히는 부작용이 생겼다.</w:t>
-      </w:r>
-      <w:r>
-        <w:rPr>
-          <w:rFonts w:ascii="맑은 고딕" w:hAnsi="맑은 고딕" w:eastAsia="맑은 고딕" w:cs="맑은 고딕"/>
-          <w:color w:val="000000"/>
-        </w:rPr>
-        <w:br/>
-      </w:r>
-      <w:r>
-        <w:rPr>
-          <w:rFonts w:ascii="맑은 고딕" w:hAnsi="맑은 고딕" w:eastAsia="맑은 고딕" w:cs="맑은 고딕"/>
-          <w:color w:val="000000"/>
-        </w:rPr>
-        <w:br/>
-      </w:r>
-      <w:r>
-        <w:rPr>
-          <w:rFonts w:ascii="맑은 고딕" w:hAnsi="맑은 고딕" w:eastAsia="맑은 고딕" w:cs="맑은 고딕"/>
-          <w:color w:val="000000"/>
-        </w:rPr>
-        <w:t>④ 이에 2014. 4. 15. 개정 시행령은 부칙 제5조가 기존 산업단지 밖의 공장에만 적용됨을 명확히 하는 한편, 별도로 부칙 제4조의2(경과규정)를 신설하였다.</w:t>
-      </w:r>
-      <w:r>
-        <w:rPr>
-          <w:rFonts w:ascii="맑은 고딕" w:hAnsi="맑은 고딕" w:eastAsia="맑은 고딕" w:cs="맑은 고딕"/>
-          <w:color w:val="000000"/>
-        </w:rPr>
-        <w:br/>
-      </w:r>
-      <w:r>
-        <w:rPr>
-          <w:rFonts w:ascii="맑은 고딕" w:hAnsi="맑은 고딕" w:eastAsia="맑은 고딕" w:cs="맑은 고딕"/>
-          <w:color w:val="000000"/>
-        </w:rPr>
-        <w:br/>
-      </w:r>
-      <w:r>
-        <w:rPr>
-          <w:rFonts w:ascii="맑은 고딕" w:hAnsi="맑은 고딕" w:eastAsia="맑은 고딕" w:cs="맑은 고딕"/>
-          <w:color w:val="000000"/>
-        </w:rPr>
-        <w:t>⑤ 이 경과규정은 기존 산업단지 안에서는 해당 산업단지의 폐수종말처리장 처리용량의 범위에서 ‘특정수질유해물질을 배출하는 공장 및 유독물 영업등록이나 취급제한·금지물질 영업허가를 받아야 하는 공장 외의 공장’을 신설하는 행위를 허용하였다.</w:t>
-      </w:r>
-      <w:r>
-        <w:rPr>
-          <w:rFonts w:ascii="맑은 고딕" w:hAnsi="맑은 고딕" w:eastAsia="맑은 고딕" w:cs="맑은 고딕"/>
-          <w:color w:val="000000"/>
-        </w:rPr>
-        <w:br/>
-      </w:r>
-      <w:r>
-        <w:rPr>
-          <w:rFonts w:ascii="맑은 고딕" w:hAnsi="맑은 고딕" w:eastAsia="맑은 고딕" w:cs="맑은 고딕"/>
-          <w:color w:val="000000"/>
-        </w:rPr>
-        <w:br/>
-      </w:r>
-      <w:r>
-        <w:rPr>
-          <w:rFonts w:ascii="맑은 고딕" w:hAnsi="맑은 고딕" w:eastAsia="맑은 고딕" w:cs="맑은 고딕"/>
-          <w:color w:val="000000"/>
-        </w:rPr>
-        <w:t>⑥ 피고소송참가인은 이 경과규정을 근거로 사업시행자 지정 및 사업인정을 받았고, 이어 수용재결이 내려지자 원고가 수용재결의 취소를 구하는 소를 제기하였다.</w:t>
-      </w:r>
-    </w:p>
-    <w:p>
-      <w:pPr>
-        <w:autoSpaceDN w:val="0"/>
-        <w:autoSpaceDE w:val="0"/>
-      </w:pPr>
+          <w:u w:val="single"/>
+        </w:rPr>
+        <w:t>이 사건의 쟁점은, 수도법 시행령 부칙 경과규정이 공장설립 제한지역 안의 기존 산업단지에 관하여 어떤 의미를 갖는지와, 사업인정처분의 하자를 수용재결 단계에서 다툴 수 있는지 여부이다.</w:t>
+      </w:r>
     </w:p>
     <w:p>
       <w:pPr>
@@ -717,7 +728,7 @@
           <w:rFonts w:ascii="맑은 고딕" w:hAnsi="맑은 고딕" w:eastAsia="맑은 고딕" w:cs="맑은 고딕"/>
           <w:color w:val="000000"/>
         </w:rPr>
-        <w:t>3. 쟁점</w:t>
+        <w:t>4. 판단</w:t>
       </w:r>
     </w:p>
     <w:p>
@@ -728,44 +739,68 @@
       <w:r>
         <w:rPr>
           <w:rFonts w:ascii="맑은 고딕" w:hAnsi="맑은 고딕" w:eastAsia="맑은 고딕" w:cs="맑은 고딕"/>
+          <w:b/>
           <w:color w:val="000000"/>
           <w:u w:val="single"/>
         </w:rPr>
-        <w:t>이 사건의 쟁점은, 수도법 시행령 부칙 경과규정이 공장설립 제한지역 안의 기존 산업단지에 관하여 어떤 의미를 갖는지와, 사업인정처분의 하자를 수용재결 단계에서 다툴 수 있는지 여부이다.</w:t>
-      </w:r>
-    </w:p>
-    <w:p>
-      <w:pPr>
-        <w:autoSpaceDN w:val="0"/>
-        <w:autoSpaceDE w:val="0"/>
-      </w:pPr>
-    </w:p>
-    <w:p>
-      <w:pPr>
-        <w:autoSpaceDN w:val="0"/>
-        <w:autoSpaceDE w:val="0"/>
-      </w:pPr>
-    </w:p>
-    <w:p>
-      <w:pPr>
-        <w:autoSpaceDN w:val="0"/>
-        <w:autoSpaceDE w:val="0"/>
-        <w:pStyle w:val="2"/>
-        <w:spacing w:before="80"/>
-      </w:pPr>
-      <w:r>
-        <w:rPr>
-          <w:rFonts w:ascii="맑은 고딕" w:hAnsi="맑은 고딕" w:eastAsia="맑은 고딕" w:cs="맑은 고딕"/>
-          <w:color w:val="000000"/>
-        </w:rPr>
-        <w:t>4. 판단</w:t>
-      </w:r>
-    </w:p>
-    <w:p>
-      <w:pPr>
-        <w:autoSpaceDN w:val="0"/>
-        <w:autoSpaceDE w:val="0"/>
-      </w:pPr>
+        <w:t>① 수도법 제7조의2 제1항은 상수원보호구역의 상류지역이나 취수시설의 상류·하류 일정지역에서는 공장을 설립할 수 없다고 정하고, 같은 조는 상수원에 미치는 영향 등을 고려하여 대통령령으로 정하는 지역에는 시장·군수·구청장이 공장 설립을 승인할 수 있도록 하고 있다.</w:t>
+      </w:r>
+      <w:r>
+        <w:rPr>
+          <w:rFonts w:ascii="맑은 고딕" w:hAnsi="맑은 고딕" w:eastAsia="맑은 고딕" w:cs="맑은 고딕"/>
+          <w:color w:val="000000"/>
+        </w:rPr>
+        <w:br/>
+      </w:r>
+      <w:r>
+        <w:rPr>
+          <w:rFonts w:ascii="맑은 고딕" w:hAnsi="맑은 고딕" w:eastAsia="맑은 고딕" w:cs="맑은 고딕"/>
+          <w:color w:val="000000"/>
+        </w:rPr>
+        <w:br/>
+      </w:r>
+      <w:r>
+        <w:rPr>
+          <w:rFonts w:ascii="맑은 고딕" w:hAnsi="맑은 고딕" w:eastAsia="맑은 고딕" w:cs="맑은 고딕"/>
+          <w:color w:val="000000"/>
+        </w:rPr>
+        <w:t>② 이 사건 경과규정의 문언과 체계, 개정 연혁과 취지 등을 종합하면, 이 사건 경과규정은 별도로 정의한 ‘기존 산업단지’를 공장설립 제한규정 및 공장설립 승인규정의 적용대상에서 제외함과 동시에, 그 기존 산업단지에서는 폐수종말처리장 처리용량의 범위에서 일정한 공장의 신설을 허용하는 근거 조항이라고 해석된다.</w:t>
+      </w:r>
+      <w:r>
+        <w:rPr>
+          <w:rFonts w:ascii="맑은 고딕" w:hAnsi="맑은 고딕" w:eastAsia="맑은 고딕" w:cs="맑은 고딕"/>
+          <w:color w:val="000000"/>
+        </w:rPr>
+        <w:br/>
+      </w:r>
+      <w:r>
+        <w:rPr>
+          <w:rFonts w:ascii="맑은 고딕" w:hAnsi="맑은 고딕" w:eastAsia="맑은 고딕" w:cs="맑은 고딕"/>
+          <w:color w:val="000000"/>
+        </w:rPr>
+        <w:br/>
+      </w:r>
+      <w:r>
+        <w:rPr>
+          <w:rFonts w:ascii="맑은 고딕" w:hAnsi="맑은 고딕" w:eastAsia="맑은 고딕" w:cs="맑은 고딕"/>
+          <w:color w:val="000000"/>
+        </w:rPr>
+        <w:t>③ 그 ‘일정한 공장’이란 특정수질유해물질을 배출하는 공장과 유독물 영업등록 또는 취급제한·금지물질 영업허가를 받아야 하는 공장을 뺀 나머지 공장을 말한다.</w:t>
+      </w:r>
+      <w:r>
+        <w:rPr>
+          <w:rFonts w:ascii="맑은 고딕" w:hAnsi="맑은 고딕" w:eastAsia="맑은 고딕" w:cs="맑은 고딕"/>
+          <w:color w:val="000000"/>
+        </w:rPr>
+        <w:br/>
+      </w:r>
+      <w:r>
+        <w:rPr>
+          <w:rFonts w:ascii="맑은 고딕" w:hAnsi="맑은 고딕" w:eastAsia="맑은 고딕" w:cs="맑은 고딕"/>
+          <w:color w:val="000000"/>
+        </w:rPr>
+        <w:br/>
+      </w:r>
       <w:r>
         <w:rPr>
           <w:rFonts w:ascii="맑은 고딕" w:hAnsi="맑은 고딕" w:eastAsia="맑은 고딕" w:cs="맑은 고딕"/>
@@ -773,7 +808,7 @@
           <w:color w:val="000000"/>
           <w:u w:val="single"/>
         </w:rPr>
-        <w:t>① 수도법 제7조의2 제1항은 상수원보호구역의 상류지역이나 취수시설의 상류·하류 일정지역에서는 공장을 설립할 수 없다고 정하고, 같은 조는 상수원에 미치는 영향 등을 고려하여 대통령령으로 정하는 지역에는 시장·군수·구청장이 공장 설립을 승인할 수 있도록 하고 있다.</w:t>
+        <w:t>④ 원심도 같은 취지에서 이 사건 경과규정을 공장설립 승인에 관한 근거 조항으로 보고, 사업부지가 경과규정이 정한 ‘기존 산업단지’에 해당하는지에 따라 사업시행자 지정 및 사업인정처분의 실체적 하자 유무를 판단하였는바, 여기에 법리를 오해한 잘못이 없다.</w:t>
       </w:r>
       <w:r>
         <w:rPr>
@@ -792,9 +827,11 @@
       <w:r>
         <w:rPr>
           <w:rFonts w:ascii="맑은 고딕" w:hAnsi="맑은 고딕" w:eastAsia="맑은 고딕" w:cs="맑은 고딕"/>
-          <w:color w:val="000000"/>
-        </w:rPr>
-        <w:t>② 이 사건 경과규정의 문언과 체계, 개정 연혁과 취지 등을 종합하면, 이 사건 경과규정은 별도로 정의한 ‘기존 산업단지’를 공장설립 제한규정 및 공장설립 승인규정의 적용대상에서 제외함과 동시에, 그 기존 산업단지에서는 폐수종말처리장 처리용량의 범위에서 일정한 공장의 신설을 허용하는 근거 조항이라고 해석된다.</w:t>
+          <w:b/>
+          <w:color w:val="000000"/>
+          <w:u w:val="single"/>
+        </w:rPr>
+        <w:t>⑤ 한편 사업인정처분 자체의 위법은 사업인정 단계에서 다투어야 하고 이미 쟁송기간이 지난 수용재결 단계에서는 사업인정처분이 당연무효라고 볼 만한 특단의 사정이 없는 한 그 위법을 이유로 재결의 취소를 구할 수 없다.</w:t>
       </w:r>
       <w:r>
         <w:rPr>
@@ -813,9 +850,11 @@
       <w:r>
         <w:rPr>
           <w:rFonts w:ascii="맑은 고딕" w:hAnsi="맑은 고딕" w:eastAsia="맑은 고딕" w:cs="맑은 고딕"/>
-          <w:color w:val="000000"/>
-        </w:rPr>
-        <w:t>③ 그 ‘일정한 공장’이란 특정수질유해물질을 배출하는 공장과 유독물 영업등록 또는 취급제한·금지물질 영업허가를 받아야 하는 공장을 뺀 나머지 공장을 말한다.</w:t>
+          <w:b/>
+          <w:color w:val="000000"/>
+          <w:u w:val="single"/>
+        </w:rPr>
+        <w:t>⑥ 하자 있는 행정처분이 당연무효가 되려면 그 하자가 법규의 중요한 부분을 위반한 중대한 것으로서 객관적으로 명백하여야 하고, 어느 법률의 규정을 적용할 수 없다는 법리가 명백히 밝혀지지 않아 해석에 다툼의 여지가 있는 때에는 행정청이 이를 잘못 해석하였더라도 그 하자가 명백하다고 할 수 없다.</w:t>
       </w:r>
       <w:r>
         <w:rPr>
@@ -834,108 +873,33 @@
       <w:r>
         <w:rPr>
           <w:rFonts w:ascii="맑은 고딕" w:hAnsi="맑은 고딕" w:eastAsia="맑은 고딕" w:cs="맑은 고딕"/>
+          <w:color w:val="000000"/>
+        </w:rPr>
+        <w:t>⑦ 원심은 사업부지가 ‘기존 산업단지’에 해당하지 않아 사업시행자 지정 및 사업인정처분에 공장설립 제한규정을 위반한 하자가 있으나, 경과규정의 적용을 긍정하는 소관 중앙행정기관의 의견 등을 참고하여 처분이 이루어진 점 등에 비추어 그 하자가 당연무효라고 볼 정도로 명백하지는 않다고 판단하였다.</w:t>
+      </w:r>
+      <w:r>
+        <w:rPr>
+          <w:rFonts w:ascii="맑은 고딕" w:hAnsi="맑은 고딕" w:eastAsia="맑은 고딕" w:cs="맑은 고딕"/>
+          <w:color w:val="000000"/>
+        </w:rPr>
+        <w:br/>
+      </w:r>
+      <w:r>
+        <w:rPr>
+          <w:rFonts w:ascii="맑은 고딕" w:hAnsi="맑은 고딕" w:eastAsia="맑은 고딕" w:cs="맑은 고딕"/>
+          <w:color w:val="000000"/>
+        </w:rPr>
+        <w:br/>
+      </w:r>
+      <w:r>
+        <w:rPr>
+          <w:rFonts w:ascii="맑은 고딕" w:hAnsi="맑은 고딕" w:eastAsia="맑은 고딕" w:cs="맑은 고딕"/>
           <w:b/>
           <w:color w:val="000000"/>
           <w:u w:val="single"/>
         </w:rPr>
-        <w:t>④ 원심도 같은 취지에서 이 사건 경과규정을 공장설립 승인에 관한 근거 조항으로 보고, 사업부지가 경과규정이 정한 ‘기존 산업단지’에 해당하는지에 따라 사업시행자 지정 및 사업인정처분의 실체적 하자 유무를 판단하였는바, 여기에 법리를 오해한 잘못이 없다.</w:t>
-      </w:r>
-      <w:r>
-        <w:rPr>
-          <w:rFonts w:ascii="맑은 고딕" w:hAnsi="맑은 고딕" w:eastAsia="맑은 고딕" w:cs="맑은 고딕"/>
-          <w:color w:val="000000"/>
-        </w:rPr>
-        <w:br/>
-      </w:r>
-      <w:r>
-        <w:rPr>
-          <w:rFonts w:ascii="맑은 고딕" w:hAnsi="맑은 고딕" w:eastAsia="맑은 고딕" w:cs="맑은 고딕"/>
-          <w:color w:val="000000"/>
-        </w:rPr>
-        <w:br/>
-      </w:r>
-      <w:r>
-        <w:rPr>
-          <w:rFonts w:ascii="맑은 고딕" w:hAnsi="맑은 고딕" w:eastAsia="맑은 고딕" w:cs="맑은 고딕"/>
-          <w:b/>
-          <w:color w:val="000000"/>
-          <w:u w:val="single"/>
-        </w:rPr>
-        <w:t>⑤ 한편 사업인정처분 자체의 위법은 사업인정 단계에서 다투어야 하고 이미 쟁송기간이 지난 수용재결 단계에서는 사업인정처분이 당연무효라고 볼 만한 특단의 사정이 없는 한 그 위법을 이유로 재결의 취소를 구할 수 없다.</w:t>
-      </w:r>
-      <w:r>
-        <w:rPr>
-          <w:rFonts w:ascii="맑은 고딕" w:hAnsi="맑은 고딕" w:eastAsia="맑은 고딕" w:cs="맑은 고딕"/>
-          <w:color w:val="000000"/>
-        </w:rPr>
-        <w:br/>
-      </w:r>
-      <w:r>
-        <w:rPr>
-          <w:rFonts w:ascii="맑은 고딕" w:hAnsi="맑은 고딕" w:eastAsia="맑은 고딕" w:cs="맑은 고딕"/>
-          <w:color w:val="000000"/>
-        </w:rPr>
-        <w:br/>
-      </w:r>
-      <w:r>
-        <w:rPr>
-          <w:rFonts w:ascii="맑은 고딕" w:hAnsi="맑은 고딕" w:eastAsia="맑은 고딕" w:cs="맑은 고딕"/>
-          <w:b/>
-          <w:color w:val="000000"/>
-          <w:u w:val="single"/>
-        </w:rPr>
-        <w:t>⑥ 하자 있는 행정처분이 당연무효가 되려면 그 하자가 법규의 중요한 부분을 위반한 중대한 것으로서 객관적으로 명백하여야 하고, 어느 법률의 규정을 적용할 수 없다는 법리가 명백히 밝혀지지 않아 해석에 다툼의 여지가 있는 때에는 행정청이 이를 잘못 해석하였더라도 그 하자가 명백하다고 할 수 없다.</w:t>
-      </w:r>
-      <w:r>
-        <w:rPr>
-          <w:rFonts w:ascii="맑은 고딕" w:hAnsi="맑은 고딕" w:eastAsia="맑은 고딕" w:cs="맑은 고딕"/>
-          <w:color w:val="000000"/>
-        </w:rPr>
-        <w:br/>
-      </w:r>
-      <w:r>
-        <w:rPr>
-          <w:rFonts w:ascii="맑은 고딕" w:hAnsi="맑은 고딕" w:eastAsia="맑은 고딕" w:cs="맑은 고딕"/>
-          <w:color w:val="000000"/>
-        </w:rPr>
-        <w:br/>
-      </w:r>
-      <w:r>
-        <w:rPr>
-          <w:rFonts w:ascii="맑은 고딕" w:hAnsi="맑은 고딕" w:eastAsia="맑은 고딕" w:cs="맑은 고딕"/>
-          <w:color w:val="000000"/>
-        </w:rPr>
-        <w:t>⑦ 원심은 사업부지가 ‘기존 산업단지’에 해당하지 않아 사업시행자 지정 및 사업인정처분에 공장설립 제한규정을 위반한 하자가 있으나, 경과규정의 적용을 긍정하는 소관 중앙행정기관의 의견 등을 참고하여 처분이 이루어진 점 등에 비추어 그 하자가 당연무효라고 볼 정도로 명백하지는 않다고 판단하였다.</w:t>
-      </w:r>
-      <w:r>
-        <w:rPr>
-          <w:rFonts w:ascii="맑은 고딕" w:hAnsi="맑은 고딕" w:eastAsia="맑은 고딕" w:cs="맑은 고딕"/>
-          <w:color w:val="000000"/>
-        </w:rPr>
-        <w:br/>
-      </w:r>
-      <w:r>
-        <w:rPr>
-          <w:rFonts w:ascii="맑은 고딕" w:hAnsi="맑은 고딕" w:eastAsia="맑은 고딕" w:cs="맑은 고딕"/>
-          <w:color w:val="000000"/>
-        </w:rPr>
-        <w:br/>
-      </w:r>
-      <w:r>
-        <w:rPr>
-          <w:rFonts w:ascii="맑은 고딕" w:hAnsi="맑은 고딕" w:eastAsia="맑은 고딕" w:cs="맑은 고딕"/>
-          <w:b/>
-          <w:color w:val="000000"/>
-          <w:u w:val="single"/>
-        </w:rPr>
         <w:t>⑧ 대법원은 원심의 판단이 모두 정당하다고 보아 상고를 기각하였다.</w:t>
       </w:r>
-    </w:p>
-    <w:p>
-      <w:pPr>
-        <w:autoSpaceDN w:val="0"/>
-        <w:autoSpaceDE w:val="0"/>
-      </w:pPr>
     </w:p>
     <w:p>
       <w:pPr>
